--- a/Finalized BRD/User Management/BRD_User_Management_v4.16.docx
+++ b/Finalized BRD/User Management/BRD_User_Management_v4.16.docx
@@ -1,6 +1,6 @@
 
 <file path=word/document.xml><?xml version="1.0" encoding="utf-8"?>
-<w:document xmlns:wpc="http://schemas.microsoft.com/office/word/2010/wordprocessingCanvas" xmlns:cx="http://schemas.microsoft.com/office/drawing/2014/chartex" xmlns:cx1="http://schemas.microsoft.com/office/drawing/2015/9/8/chartex" xmlns:cx2="http://schemas.microsoft.com/office/drawing/2015/10/21/chartex" xmlns:cx3="http://schemas.microsoft.com/office/drawing/2016/5/9/chartex" xmlns:cx4="http://schemas.microsoft.com/office/drawing/2016/5/10/chartex" xmlns:cx5="http://schemas.microsoft.com/office/drawing/2016/5/11/chartex" xmlns:cx6="http://schemas.microsoft.com/office/drawing/2016/5/12/chartex" xmlns:cx7="http://schemas.microsoft.com/office/drawing/2016/5/13/chartex" xmlns:cx8="http://schemas.microsoft.com/office/drawing/2016/5/14/chartex" xmlns:mc="http://schemas.openxmlformats.org/markup-compatibility/2006" xmlns:aink="http://schemas.microsoft.com/office/drawing/2016/ink" xmlns:am3d="http://schemas.microsoft.com/office/drawing/2017/model3d" xmlns:o="urn:schemas-microsoft-com:office:office" xmlns:oel="http://schemas.microsoft.com/office/2019/extlst" xmlns:r="http://schemas.openxmlformats.org/officeDocument/2006/relationships" xmlns:m="http://schemas.openxmlformats.org/officeDocument/2006/math" xmlns:v="urn:schemas-microsoft-com:vml" xmlns:wp14="http://schemas.microsoft.com/office/word/2010/wordprocessingDrawing" xmlns:wp="http://schemas.openxmlformats.org/drawingml/2006/wordprocessingDrawing" xmlns:w10="urn:schemas-microsoft-com:office:word" xmlns:w="http://schemas.openxmlformats.org/wordprocessingml/2006/main" xmlns:w14="http://schemas.microsoft.com/office/word/2010/wordml" xmlns:w15="http://schemas.microsoft.com/office/word/2012/wordml" xmlns:w16cex="http://schemas.microsoft.com/office/word/2018/wordml/cex" xmlns:w16cid="http://schemas.microsoft.com/office/word/2016/wordml/cid" xmlns:w16="http://schemas.microsoft.com/office/word/2018/wordml" xmlns:w16du="http://schemas.microsoft.com/office/word/2023/wordml/word16du" xmlns:w16sdtdh="http://schemas.microsoft.com/office/word/2020/wordml/sdtdatahash" xmlns:w16sdtfl="http://schemas.microsoft.com/office/word/2024/wordml/sdtformatlock" xmlns:w16se="http://schemas.microsoft.com/office/word/2015/wordml/symex" xmlns:wpg="http://schemas.microsoft.com/office/word/2010/wordprocessingGroup" xmlns:wpi="http://schemas.microsoft.com/office/word/2010/wordprocessingInk" xmlns:wne="http://schemas.microsoft.com/office/word/2006/wordml" xmlns:wps="http://schemas.microsoft.com/office/word/2010/wordprocessingShape" mc:Ignorable="w14 w15 w16se w16cid w16 w16cex w16sdtdh w16sdtfl w16du wp14">
+<w:document xmlns:wpc="http://schemas.microsoft.com/office/word/2010/wordprocessingCanvas" xmlns:cx="http://schemas.microsoft.com/office/drawing/2014/chartex" xmlns:cx1="http://schemas.microsoft.com/office/drawing/2015/9/8/chartex" xmlns:mc="http://schemas.openxmlformats.org/markup-compatibility/2006" xmlns:o="urn:schemas-microsoft-com:office:office" xmlns:r="http://schemas.openxmlformats.org/officeDocument/2006/relationships" xmlns:m="http://schemas.openxmlformats.org/officeDocument/2006/math" xmlns:v="urn:schemas-microsoft-com:vml" xmlns:wp14="http://schemas.microsoft.com/office/word/2010/wordprocessingDrawing" xmlns:wp="http://schemas.openxmlformats.org/drawingml/2006/wordprocessingDrawing" xmlns:w10="urn:schemas-microsoft-com:office:word" xmlns:w="http://schemas.openxmlformats.org/wordprocessingml/2006/main" xmlns:w14="http://schemas.microsoft.com/office/word/2010/wordml" xmlns:w15="http://schemas.microsoft.com/office/word/2012/wordml" xmlns:w16se="http://schemas.microsoft.com/office/word/2015/wordml/symex" xmlns:wpg="http://schemas.microsoft.com/office/word/2010/wordprocessingGroup" xmlns:wpi="http://schemas.microsoft.com/office/word/2010/wordprocessingInk" xmlns:wne="http://schemas.microsoft.com/office/word/2006/wordml" xmlns:wps="http://schemas.microsoft.com/office/word/2010/wordprocessingShape" mc:Ignorable="w14 w15 w16se wp14">
   <w:body>
     <w:p>
       <w:pPr>
@@ -846,7 +846,6 @@
           <w:sz w:val="28"/>
           <w:szCs w:val="28"/>
         </w:rPr>
-        <w:lastRenderedPageBreak/>
         <w:t>1</w:t>
       </w:r>
       <w:r>
@@ -935,7 +934,7 @@
           <w:sz w:val="22"/>
           <w:szCs w:val="22"/>
         </w:rPr>
-        <w:t xml:space="preserve">KAVERI 3.0 requires a centralized mechanism to manage user identities, roles, sanctioned posts, and access permissions. There shall be one Role Master and one User Master for all categories — Public users (Citizens), Department users (DSR Officers), and Other Department users — differentiated by User Category (and Role Category on roles). Authentication shall be passwordless for all three categories: Username + Captcha + OTP sent only to the registered mobile; DSR Officers and Other Department users additionally verify Biometrics. Citizens choose their own preferred Username at registration, where both the email address and the mobile number are verified by separate OTPs before the account is created; KGID is the Username for DSR Officers and Other Department users, who record official email IDs. The Username is unique across the entire User Master and is the only unique login identifier — email and mobile number need not be unique. A Citizen who has lost the registered mobile may reset it before login by correctly answering three security questions selected at random from the five captured at registration and entering a PIN sent to the registered email; this reset path is not available to DSR Officers or Other Department users, whose mobile number is changed only by an authorised administrator. DSR officers are assigned to sanctioned posts from the Posts Master that still have capacity (strength per office in Sanctioned Posts Master). Posts are mapped to one or more roles in the Role Master via Post–Role mapping; a user may hold multiple sanctioned posts with no Primary/Secondary distinction and shall select one post (with office details) at login when multiple are active. Post assignment and Transfer In require available capacity at the office (Occupied &lt; Sanctioned Strength), except that a future-dated Transfer In may reserve capacity when relieving is already recorded for that Post + Office (FR-UM-067). Additional charge under a subordinate post after login requires that post to be wholly unoccupied at the office (Occupied = 0). After login, an officer may take additional charge of such a subordinate post without logout or order (FR-UM-053). A scheduled job after midnight refreshes post assignments and Sanctioned Posts occupied counts from Transfer Out, Transfer In, and occupancy </w:t>
+        <w:t xml:space="preserve">KAVERI 3.0 requires a centralized mechanism to manage user identities, roles, sanctioned posts, and access permissions. There shall be one Role Master and one User Master for all categories — Public users (Citizens), Department users (DSR Officers), and Other Department users — differentiated by User Category (and Role Category on roles). Authentication shall be passwordless for all three categories: Username + Captcha + OTP sent only to the registered mobile; DSR Officers and Other Department users additionally verify Biometrics. Citizens choose their own preferred Username at registration, where both the email address and the mobile number are verified by separate OTPs before the account is created; KGID is the Username for DSR Officers and Other Department users, who record official email IDs. The Username is unique across the entire User Master and is the only unique login identifier — email and mobile number need not be unique. A Citizen who has lost the registered mobile may reset it before login by correctly answering three security questions selected at random from the five captured at registration and entering a PIN sent to the registered email; this reset path is not available to DSR Officers or Other Department users, whose mobile number is changed only by an authorised administrator. DSR officers are assigned to sanctioned posts from the Posts Master that still have capacity (strength per office in Sanctioned Posts Master). Posts are mapped to one or more roles in the Role Master via Post–Role mapping; a user may hold multiple sanctioned posts with no Primary/Secondary distinction and shall select one post (with office details) at login when multiple are active. Post assignment and Transfer In require available capacity at the office (Occupied &lt; Sanctioned Strength), except that a future-dated Transfer In may reserve capacity when relieving is already recorded for that Post + Office (FR-UM-067). Additional charge under a subordinate post after </w:t>
       </w:r>
       <w:r>
         <w:rPr>
@@ -943,7 +942,23 @@
           <w:szCs w:val="22"/>
         </w:rPr>
         <w:lastRenderedPageBreak/>
-        <w:t>End Date (FR-UM-068). Other Department users are assigned exactly one role and may have an optional account end date that deactivates the user when reached. Application modules (e.g. Registration of Documents, Marriage Registration, Encumbrance Search, Certified Copy) are maintained in a Module Master and mapped to roles via Module Functions and Resources (APIs/URLs) — DSR organisational roles are not named after modules. The system shall maintain the DSR officer reporting hierarchy (organisational chart). Application Admin maintains these masters. Password management is explicitly out of scope A hierarchy superior may record Temporary Absence (Leave / OOD / Other) on an active occupancy without freeing the slot; while absent the officer cannot log in; the superior may assign Temporary Charge of that Post + Office to another officer under them, including at a different office in the same span (FR-UM-079–FR-UM-084).</w:t>
+        <w:t xml:space="preserve">login requires that post to be wholly unoccupied at the office (Occupied = 0). After login, an officer may take additional charge of such a subordinate post without logout or order (FR-UM-053). A scheduled job after midnight refreshes post assignments and Sanctioned Posts occupied counts from Transfer Out, Transfer In, and occupancy End Date (FR-UM-068). Other Department users are assigned exactly one role and may have an optional account end date that deactivates the user when reached. Application modules (e.g. Registration of Documents, Marriage Registration, Encumbrance Search, </w:t>
+      </w:r>
+      <w:proofErr w:type="gramStart"/>
+      <w:r>
+        <w:rPr>
+          <w:sz w:val="22"/>
+          <w:szCs w:val="22"/>
+        </w:rPr>
+        <w:t>Certified</w:t>
+      </w:r>
+      <w:proofErr w:type="gramEnd"/>
+      <w:r>
+        <w:rPr>
+          <w:sz w:val="22"/>
+          <w:szCs w:val="22"/>
+        </w:rPr>
+        <w:t xml:space="preserve"> Copy) are maintained in a Module Master and mapped to roles via Module Functions and Resources (APIs/URLs) — DSR organisational roles are not named after modules. The system shall maintain the DSR officer reporting hierarchy (organisational chart). Application Admin maintains these masters. Password management is explicitly out of scope A hierarchy superior may record Temporary Absence (Leave / OOD / Other) on an active occupancy without freeing the slot; while absent the officer cannot log in; the superior may assign Temporary Charge of that Post + Office to another officer under them, including at a different office in the same span (FR-UM-079–FR-UM-084).</w:t>
       </w:r>
     </w:p>
     <w:p>
@@ -1272,7 +1287,6 @@
           <w:sz w:val="28"/>
           <w:szCs w:val="28"/>
         </w:rPr>
-        <w:lastRenderedPageBreak/>
         <w:t>3. Business Objectives</w:t>
       </w:r>
     </w:p>
@@ -1806,6 +1820,7 @@
           <w:sz w:val="22"/>
           <w:szCs w:val="22"/>
         </w:rPr>
+        <w:lastRenderedPageBreak/>
         <w:t>The module must comply with the Digital Personal Data Protection Act, 2023 (DPDP Act) and Karnataka state e-Governance and data-protection policies applicable to citizen and government-user data.</w:t>
       </w:r>
     </w:p>
@@ -1840,7 +1855,6 @@
           <w:sz w:val="22"/>
           <w:szCs w:val="22"/>
         </w:rPr>
-        <w:lastRenderedPageBreak/>
         <w:t>Delivery must be completed within the approved project timeline and budget.</w:t>
       </w:r>
     </w:p>
@@ -2848,6 +2862,7 @@
     </w:p>
     <w:p>
       <w:r>
+        <w:lastRenderedPageBreak/>
         <w:t>Registration and creation requirements for all three user categories are defined below (FR-UM-001–FR-UM-004, FR-UM-062–FR-UM-064). The Citizen self-registration workflow is detailed in 6.1.1; the corresponding administrator-driven workflows for DSR Officers and Other Department users are detailed in 6.6 (Administrative User Creation and Role Assignment Workflow).</w:t>
       </w:r>
     </w:p>
@@ -2894,7 +2909,6 @@
               <w:rPr>
                 <w:b/>
               </w:rPr>
-              <w:lastRenderedPageBreak/>
               <w:t>Req ID</w:t>
             </w:r>
           </w:p>
@@ -3177,7 +3191,11 @@
     </w:p>
     <w:p>
       <w:r>
-        <w:t>Citizens self-register instantly with no approval workflow. The registering user chooses their own Username, which the system checks for availability across the entire User Master. Both the email address and the mobile number are verified by separate OTPs before the account is created, so neither channel can be claimed without proof of control. Five security questions are captured at this point; they are used only for the lost-mobile reset in FR-UM-056 and are entered by the citizen alone — never by an administrator.</w:t>
+        <w:t xml:space="preserve">Citizens self-register instantly with no approval workflow. The registering user chooses their own Username, which the system checks for availability across the entire User Master. Both the email address and the mobile number are verified by </w:t>
+      </w:r>
+      <w:r>
+        <w:lastRenderedPageBreak/>
+        <w:t>separate OTPs before the account is created, so neither channel can be claimed without proof of control. Five security questions are captured at this point; they are used only for the lost-mobile reset in FR-UM-056 and are entered by the citizen alone — never by an administrator.</w:t>
       </w:r>
     </w:p>
     <w:p>
@@ -3188,7 +3206,6 @@
         <w:rPr>
           <w:noProof/>
         </w:rPr>
-        <w:lastRenderedPageBreak/>
         <w:drawing>
           <wp:inline distT="0" distB="0" distL="0" distR="0" wp14:anchorId="631E3951" wp14:editId="1989C227">
             <wp:extent cx="5943600" cy="1619024"/>
@@ -3332,8 +3349,13 @@
           </w:tcPr>
           <w:p>
             <w:r>
-              <w:t>Open citizen registration; enter name and personal particulars</w:t>
-            </w:r>
+              <w:t>Open citizen registration; ente</w:t>
+            </w:r>
+            <w:r>
+              <w:t>r name</w:t>
+            </w:r>
+            <w:bookmarkStart w:id="0" w:name="_GoBack"/>
+            <w:bookmarkEnd w:id="0"/>
           </w:p>
         </w:tc>
         <w:tc>
@@ -4931,7 +4953,15 @@
           </w:tcPr>
           <w:p>
             <w:r>
-              <w:t xml:space="preserve">The system shall support RBAC using a single unified Role Master. Roles shall be differentiated by Role Category (Citizen, DSR, Other Department) as </w:t>
+              <w:t xml:space="preserve">The system shall support RBAC using a single unified Role Master. Roles shall be differentiated by Role Category (Citizen, DSR, </w:t>
+            </w:r>
+            <w:proofErr w:type="gramStart"/>
+            <w:r>
+              <w:t>Other</w:t>
+            </w:r>
+            <w:proofErr w:type="gramEnd"/>
+            <w:r>
+              <w:t xml:space="preserve"> Department) as </w:t>
             </w:r>
             <w:r>
               <w:lastRenderedPageBreak/>
@@ -5261,7 +5291,15 @@
           </w:tcPr>
           <w:p>
             <w:r>
-              <w:t>The system shall maintain an Office Hierarchy Master for DSR offices. Structure: MS Building is the Secretariat office (root); under it is IGR Office (Head Office); under the Head Office are District Registrar Offices (DRO); under each District Registrar Office are Sub-Registrar Offices (SRO). Each Office shall have Office Code, Office Name, Office Type (Secretariat / Head Office / District Registrar Office / Sub-Registrar Office), and optional Parent Office. Application Admin shall add, edit, enable/disable, and update offices with audit trail. Sanctioned Posts and Transfer Out / Transfer In office scoping shall use this hierarchy (FR-UM-024, FR-UM-057, FR-UM-060). POST-ACS-SEC is sanctioned at MS Building (Secretariat).</w:t>
+              <w:t xml:space="preserve">The system shall maintain an Office Hierarchy Master for DSR offices. Structure: MS Building is the Secretariat office (root); under it is IGR Office (Head Office); under the Head Office are District Registrar Offices (DRO); under each District Registrar Office are Sub-Registrar Offices (SRO). Each Office shall have Office Code, Office Name, Office Type (Secretariat / Head Office / District Registrar Office / Sub-Registrar Office), and optional Parent Office. Application Admin shall add, edit, enable/disable, and update offices with audit trail. Sanctioned Posts and Transfer Out / Transfer In office scoping shall use this hierarchy (FR-UM-024, FR-UM-057, </w:t>
+            </w:r>
+            <w:proofErr w:type="gramStart"/>
+            <w:r>
+              <w:t>FR</w:t>
+            </w:r>
+            <w:proofErr w:type="gramEnd"/>
+            <w:r>
+              <w:t>-UM-060). POST-ACS-SEC is sanctioned at MS Building (Secretariat).</w:t>
             </w:r>
           </w:p>
         </w:tc>
@@ -5591,7 +5629,15 @@
           </w:tcPr>
           <w:p>
             <w:r>
-              <w:t>Posts Master entries for DSR leadership and staff shall be division-specific where the organisation chart distinguishes them (e.g. POST-DIGR-ADMIN, POST-DIGR-VIG, POST-DIGR-ENF, POST-FDA-ADMIN, POST-FDA-ENF). Generic posts that would map to all division variants of DIGR/AIGR/FDA/SDA are not permitted in seed data.</w:t>
+              <w:t xml:space="preserve">Posts Master entries for DSR leadership and staff shall be division-specific where the organisation chart distinguishes them (e.g. POST-DIGR-ADMIN, POST-DIGR-VIG, POST-DIGR-ENF, POST-FDA-ADMIN, </w:t>
+            </w:r>
+            <w:proofErr w:type="gramStart"/>
+            <w:r>
+              <w:t>POST</w:t>
+            </w:r>
+            <w:proofErr w:type="gramEnd"/>
+            <w:r>
+              <w:t>-FDA-ENF). Generic posts that would map to all division variants of DIGR/AIGR/FDA/SDA are not permitted in seed data.</w:t>
             </w:r>
           </w:p>
         </w:tc>
@@ -5816,7 +5862,15 @@
           </w:tcPr>
           <w:p>
             <w:r>
-              <w:t>The system shall maintain a Resource Master of APIs and URLs linked to Module Functions (resource type API or URL, HTTP method, path pattern, Is Public flag). Application Admin shall add, edit, and update resources. Roles shall not store raw API/URL lists; access is resolved via Role → Module Function → Resource. Is Public = Yes marks resources accessible without authentication (deny-by-default otherwise — FR-UM-041).</w:t>
+              <w:t xml:space="preserve">The system shall maintain a Resource Master of APIs and URLs linked to Module Functions (resource type API or URL, HTTP method, path pattern, </w:t>
+            </w:r>
+            <w:proofErr w:type="gramStart"/>
+            <w:r>
+              <w:t>Is</w:t>
+            </w:r>
+            <w:proofErr w:type="gramEnd"/>
+            <w:r>
+              <w:t xml:space="preserve"> Public flag). Application Admin shall add, edit, and update resources. Roles shall not store raw API/URL lists; access is resolved via Role → Module Function → Resource. Is Public = Yes marks resources accessible without authentication (deny-by-default otherwise — FR-UM-041).</w:t>
             </w:r>
           </w:p>
         </w:tc>
@@ -7431,7 +7485,15 @@
     </w:p>
     <w:p>
       <w:r>
-        <w:t>Terminology: Sub-Registrar Office (abbreviated SRO in Office Hierarchy) is an office type only. Role Master names use Sub Registrar (Admin) or Sub Registrar (Computers) — not SRO (Admin) or SRO (Comp) — to avoid confusion with the office abbreviation.</w:t>
+        <w:t xml:space="preserve">Terminology: Sub-Registrar Office (abbreviated SRO in Office Hierarchy) is an office type only. Role Master </w:t>
+      </w:r>
+      <w:proofErr w:type="gramStart"/>
+      <w:r>
+        <w:t>names</w:t>
+      </w:r>
+      <w:proofErr w:type="gramEnd"/>
+      <w:r>
+        <w:t xml:space="preserve"> use Sub Registrar (Admin) or Sub Registrar (Computers) — not SRO (Admin) or SRO (Comp) — to avoid confusion with the office abbreviation.</w:t>
       </w:r>
     </w:p>
     <w:tbl>
@@ -7663,7 +7725,6 @@
       <w:r>
         <w:rPr>
           <w:noProof/>
-          <w:lang w:val="en-US"/>
         </w:rPr>
         <w:drawing>
           <wp:inline distT="0" distB="0" distL="0" distR="0" wp14:anchorId="426141EA" wp14:editId="282A8E71">
@@ -8121,7 +8182,6 @@
       <w:r>
         <w:rPr>
           <w:noProof/>
-          <w:lang w:val="en-US"/>
         </w:rPr>
         <w:drawing>
           <wp:inline distT="0" distB="0" distL="0" distR="0" wp14:anchorId="03A75621" wp14:editId="459FD1A2">
@@ -8706,7 +8766,6 @@
       <w:r>
         <w:rPr>
           <w:noProof/>
-          <w:lang w:val="en-US"/>
         </w:rPr>
         <w:drawing>
           <wp:inline distT="0" distB="0" distL="0" distR="0" wp14:anchorId="1F39FCAF" wp14:editId="0E9F8E55">
@@ -9123,7 +9182,6 @@
       <w:r>
         <w:rPr>
           <w:noProof/>
-          <w:lang w:val="en-US"/>
         </w:rPr>
         <w:drawing>
           <wp:inline distT="0" distB="0" distL="0" distR="0" wp14:anchorId="1A2414AB" wp14:editId="7539AA07">
@@ -9604,7 +9662,15 @@
         <w:pStyle w:val="Heading4"/>
       </w:pPr>
       <w:r>
-        <w:t>6.5.2.5 Additional Charge of Unoccupied Subordinate Post After Login (DSR Officers — FR-UM-053) and Display (FR-UM-054)</w:t>
+        <w:t xml:space="preserve">6.5.2.5 Additional Charge of Unoccupied Subordinate Post </w:t>
+      </w:r>
+      <w:proofErr w:type="gramStart"/>
+      <w:r>
+        <w:t>After</w:t>
+      </w:r>
+      <w:proofErr w:type="gramEnd"/>
+      <w:r>
+        <w:t xml:space="preserve"> Login (DSR Officers — FR-UM-053) and Display (FR-UM-054)</w:t>
       </w:r>
     </w:p>
     <w:p>
@@ -10675,7 +10741,15 @@
     </w:p>
     <w:p>
       <w:r>
-        <w:t>Posts Master is separate from Role Master. Posts shall be division-specific where the organisation chart distinguishes them (FR-UM-049), so that Post–Role mapping does not over-provision access across Admin, Vigilance, and Enforcement. Sanctioned Posts Master references Posts Master (Post + Office + strength). Post–Role mapping links each Post to its corresponding unique Role(s). DSR Officers are assigned sanctioned posts that have available capacity; at login the officer selects one active post when multiple are assigned (FR-UM-052). Effective access follows the active context only: assigned post when no additional charge is active, or additional charge post when FR-UM-053 is active — not both simultaneously (FR-UM-038). Over-capacity assignment is blocked (FR-UM-026, FR-UM-027, FR-UM-045). FR-UM-066: assignment and Transfer In need available capacity (Occupied &lt; Sanctioned Strength), except FR-UM-067 reservation against a recorded relieving; FR-UM-053 additional charge needs a wholly unoccupied post (Occupied = 0). Occupied counts are refreshed after midnight (FR-UM-068). Sanctioned posts must satisfy Post–Office-Type Allowed rules (FR-UM-078).</w:t>
+        <w:t xml:space="preserve">Posts Master is separate from Role Master. Posts shall be division-specific where the organisation chart distinguishes them (FR-UM-049), so that Post–Role mapping does not over-provision access across Admin, Vigilance, and Enforcement. Sanctioned Posts Master references Posts Master (Post + Office + strength). Post–Role mapping links each Post to its corresponding unique Role(s). DSR Officers are assigned sanctioned posts that have available capacity; at login the officer selects one active post when multiple are assigned (FR-UM-052). Effective access follows the active context only: assigned post when no additional charge is active, or additional charge post when FR-UM-053 is active — not both simultaneously (FR-UM-038). Over-capacity assignment is blocked (FR-UM-026, FR-UM-027, </w:t>
+      </w:r>
+      <w:proofErr w:type="gramStart"/>
+      <w:r>
+        <w:t>FR</w:t>
+      </w:r>
+      <w:proofErr w:type="gramEnd"/>
+      <w:r>
+        <w:t>-UM-045). FR-UM-066: assignment and Transfer In need available capacity (Occupied &lt; Sanctioned Strength), except FR-UM-067 reservation against a recorded relieving; FR-UM-053 additional charge needs a wholly unoccupied post (Occupied = 0). Occupied counts are refreshed after midnight (FR-UM-068). Sanctioned posts must satisfy Post–Office-Type Allowed rules (FR-UM-078).</w:t>
       </w:r>
     </w:p>
     <w:p>
@@ -17472,7 +17546,15 @@
             </w:r>
             <w:proofErr w:type="spellEnd"/>
             <w:r>
-              <w:t>-II receipts with Kaveri transactions</w:t>
+              <w:t xml:space="preserve">-II receipts with </w:t>
+            </w:r>
+            <w:proofErr w:type="spellStart"/>
+            <w:r>
+              <w:t>Kaveri</w:t>
+            </w:r>
+            <w:proofErr w:type="spellEnd"/>
+            <w:r>
+              <w:t xml:space="preserve"> transactions</w:t>
             </w:r>
           </w:p>
         </w:tc>
@@ -21878,7 +21960,15 @@
     </w:tbl>
     <w:p>
       <w:r>
-        <w:t>Resource Master attributes (Application Admin maintains):</w:t>
+        <w:t xml:space="preserve">Resource Master </w:t>
+      </w:r>
+      <w:proofErr w:type="gramStart"/>
+      <w:r>
+        <w:t>attributes</w:t>
+      </w:r>
+      <w:proofErr w:type="gramEnd"/>
+      <w:r>
+        <w:t xml:space="preserve"> (Application Admin maintains):</w:t>
       </w:r>
     </w:p>
     <w:tbl>
@@ -22202,12 +22292,28 @@
     </w:tbl>
     <w:p>
       <w:r>
-        <w:t>Role–Module–Function mapping — example rows (exact Role Master names only; FR-UM-050):</w:t>
+        <w:t xml:space="preserve">Role–Module–Function mapping — example rows (exact Role Master </w:t>
+      </w:r>
+      <w:proofErr w:type="gramStart"/>
+      <w:r>
+        <w:t>names</w:t>
+      </w:r>
+      <w:proofErr w:type="gramEnd"/>
+      <w:r>
+        <w:t xml:space="preserve"> only; FR-UM-050):</w:t>
       </w:r>
     </w:p>
     <w:p>
       <w:r>
-        <w:t>Every Role column value must match an active Role Master name character-for-character. Document-registration functions for First Division Assistants are seeded for FDA (Enforcement) only (Enforcement / SRO document-registration path). FDA (Admin), FDA (RTI), FDA (Computers), and FDA (Audit) are not granted these functions unless Domain Expert adds explicit separate rows. Sub-Registrar (SR) and DEO match 6.5.4 unchanged. Application Admin is not listed here (FR-UM-051).</w:t>
+        <w:t xml:space="preserve">Every Role column value must match an active Role Master </w:t>
+      </w:r>
+      <w:proofErr w:type="gramStart"/>
+      <w:r>
+        <w:t>name</w:t>
+      </w:r>
+      <w:proofErr w:type="gramEnd"/>
+      <w:r>
+        <w:t xml:space="preserve"> character-for-character. Document-registration functions for First Division Assistants are seeded for FDA (Enforcement) only (Enforcement / SRO document-registration path). FDA (Admin), FDA (RTI), FDA (Computers), and FDA (Audit) are not granted these functions unless Domain Expert adds explicit separate rows. Sub-Registrar (SR) and DEO match 6.5.4 unchanged. Application Admin is not listed here (FR-UM-051).</w:t>
       </w:r>
     </w:p>
     <w:p/>
@@ -23089,7 +23195,23 @@
     </w:tbl>
     <w:p>
       <w:r>
-        <w:t>Application Admin (system actor — Option B): Application Admin is not a Role Master seed role and is not assigned via sanctioned posts or the normal user-creation flow. It is seeded at deployment as a system principal with authority to maintain User Management masters (Module, Module Function, Resource, Role–Module–Function, Posts, Hierarchy, Sanctioned Posts, etc.). FN-UM-ADMIN and related Resource Master rows (e.g. RES-UM-ROLES) describe the capability surface for that principal; they are not granted through a Role–Module–Function mapping row labelled Application Admin | DSR (FR-UM-051).</w:t>
+        <w:t xml:space="preserve">Application Admin (system actor — Option B): Application Admin is not a Role Master </w:t>
+      </w:r>
+      <w:proofErr w:type="gramStart"/>
+      <w:r>
+        <w:t>seed</w:t>
+      </w:r>
+      <w:proofErr w:type="gramEnd"/>
+      <w:r>
+        <w:t xml:space="preserve"> role and is not assigned via sanctioned posts or the normal user-creation flow. It is seeded at deployment as a system principal with authority to maintain User Management masters (Module, Module Function, Resource, Role–Module–Function, Posts, Hierarchy, Sanctioned Posts, etc.). FN-UM-ADMIN and related Resource Master </w:t>
+      </w:r>
+      <w:proofErr w:type="gramStart"/>
+      <w:r>
+        <w:t>rows</w:t>
+      </w:r>
+      <w:proofErr w:type="gramEnd"/>
+      <w:r>
+        <w:t xml:space="preserve"> (e.g. RES-UM-ROLES) describe the capability surface for that principal; they are not granted through a Role–Module–Function mapping row labelled Application Admin | DSR (FR-UM-051).</w:t>
       </w:r>
     </w:p>
     <w:p>
@@ -26208,7 +26330,15 @@
     </w:p>
     <w:p>
       <w:r>
-        <w:t>Hierarchy Master attributes (Application Admin maintains):</w:t>
+        <w:t xml:space="preserve">Hierarchy Master </w:t>
+      </w:r>
+      <w:proofErr w:type="gramStart"/>
+      <w:r>
+        <w:t>attributes</w:t>
+      </w:r>
+      <w:proofErr w:type="gramEnd"/>
+      <w:r>
+        <w:t xml:space="preserve"> (Application Admin maintains):</w:t>
       </w:r>
     </w:p>
     <w:p/>
@@ -27563,7 +27693,15 @@
             </w:r>
             <w:proofErr w:type="spellEnd"/>
             <w:r>
-              <w:t>, SRO Jayanagar, …</w:t>
+              <w:t xml:space="preserve">, SRO </w:t>
+            </w:r>
+            <w:proofErr w:type="spellStart"/>
+            <w:r>
+              <w:t>Jayanagar</w:t>
+            </w:r>
+            <w:proofErr w:type="spellEnd"/>
+            <w:r>
+              <w:t>, …</w:t>
             </w:r>
           </w:p>
         </w:tc>
@@ -27742,7 +27880,6 @@
       <w:r>
         <w:rPr>
           <w:noProof/>
-          <w:lang w:val="en-US"/>
         </w:rPr>
         <w:drawing>
           <wp:inline distT="0" distB="0" distL="0" distR="0" wp14:anchorId="516BD7EC" wp14:editId="31476156">
@@ -28369,7 +28506,6 @@
       <w:r>
         <w:rPr>
           <w:noProof/>
-          <w:lang w:val="en-US"/>
         </w:rPr>
         <w:drawing>
           <wp:inline distT="0" distB="0" distL="0" distR="0" wp14:anchorId="1A6DE999" wp14:editId="05A765C2">
@@ -29019,7 +29155,23 @@
     </w:p>
     <w:p>
       <w:r>
-        <w:t>A DSR Officer may be relieved from currently assigned post occupancy(ies). When Transfer Out / Relieving is opened, the system shall list offices under the actor's session Office per the Office Hierarchy Master — IGR Head Office → District Registrar Offices → Sub-Registrar Offices (FR-UM-059). Within that office span, the system shall list and allow relieving only where the actor's session Post is the immediate parent of the target Post in the Officer Hierarchy (6.5.7, FR-UM-057). Seeing a descendant office (for example an SRO under Head Office) does not allow relieving a Sub-Registrar there. Capture Relieving Date and Relieving Order. Mapping is removed after 11:59 PM IST of the Relieving Date by the occupancy refresh job (FR-UM-058, FR-UM-068).</w:t>
+        <w:t xml:space="preserve">A DSR Officer may be relieved from currently assigned post </w:t>
+      </w:r>
+      <w:proofErr w:type="gramStart"/>
+      <w:r>
+        <w:t>occupancy(</w:t>
+      </w:r>
+      <w:proofErr w:type="gramEnd"/>
+      <w:r>
+        <w:t xml:space="preserve">ies). When Transfer Out / Relieving is opened, the system shall list offices under the actor's session Office per the Office Hierarchy Master — IGR Head Office → District Registrar Offices → Sub-Registrar Offices (FR-UM-059). Within that office span, the system shall list and allow relieving only where the actor's session Post is the immediate parent of the target Post in the Officer Hierarchy (6.5.7, FR-UM-057). Seeing a descendant office (for example </w:t>
+      </w:r>
+      <w:proofErr w:type="gramStart"/>
+      <w:r>
+        <w:t>an</w:t>
+      </w:r>
+      <w:proofErr w:type="gramEnd"/>
+      <w:r>
+        <w:t xml:space="preserve"> SRO under Head Office) does not allow relieving a Sub-Registrar there. Capture Relieving Date and Relieving Order. Mapping is removed after 11:59 PM IST of the Relieving Date by the occupancy refresh job (FR-UM-058, FR-UM-068).</w:t>
       </w:r>
     </w:p>
     <w:p>
@@ -29350,7 +29502,6 @@
       <w:r>
         <w:rPr>
           <w:noProof/>
-          <w:lang w:val="en-US"/>
         </w:rPr>
         <w:drawing>
           <wp:inline distT="0" distB="0" distL="0" distR="0" wp14:anchorId="01F7686C" wp14:editId="0B6D9968">
@@ -29882,7 +30033,15 @@
         <w:pStyle w:val="Heading3"/>
       </w:pPr>
       <w:r>
-        <w:t>6.6.4 Transfer In Process (DSR Officers)</w:t>
+        <w:t xml:space="preserve">6.6.4 Transfer </w:t>
+      </w:r>
+      <w:proofErr w:type="gramStart"/>
+      <w:r>
+        <w:t>In</w:t>
+      </w:r>
+      <w:proofErr w:type="gramEnd"/>
+      <w:r>
+        <w:t xml:space="preserve"> Process (DSR Officers)</w:t>
       </w:r>
     </w:p>
     <w:p>
@@ -29950,7 +30109,23 @@
           <w:i/>
           <w:sz w:val="18"/>
         </w:rPr>
-        <w:t xml:space="preserve">Figure — P-12 Handover Timeline — 6.6.4 — IGR cannot perform this Transfer In — </w:t>
+        <w:t xml:space="preserve">Figure — P-12 Handover Timeline — 6.6.4 — IGR cannot perform this Transfer </w:t>
+      </w:r>
+      <w:proofErr w:type="gramStart"/>
+      <w:r>
+        <w:rPr>
+          <w:i/>
+          <w:sz w:val="18"/>
+        </w:rPr>
+        <w:t>In</w:t>
+      </w:r>
+      <w:proofErr w:type="gramEnd"/>
+      <w:r>
+        <w:rPr>
+          <w:i/>
+          <w:sz w:val="18"/>
+        </w:rPr>
+        <w:t xml:space="preserve"> — </w:t>
       </w:r>
       <w:proofErr w:type="spellStart"/>
       <w:r>
@@ -29996,7 +30171,6 @@
       <w:r>
         <w:rPr>
           <w:noProof/>
-          <w:lang w:val="en-US"/>
         </w:rPr>
         <w:drawing>
           <wp:inline distT="0" distB="0" distL="0" distR="0" wp14:anchorId="02477EA2" wp14:editId="0BD1C042">
@@ -30062,7 +30236,23 @@
           <w:i/>
           <w:sz w:val="18"/>
         </w:rPr>
-        <w:t xml:space="preserve">Approved process diagram — P-10 Transfer In — FR-UM-060, FR-UM-061, FR-UM-066(a), FR-UM-067 — </w:t>
+        <w:t xml:space="preserve">Approved process diagram — P-10 Transfer </w:t>
+      </w:r>
+      <w:proofErr w:type="gramStart"/>
+      <w:r>
+        <w:rPr>
+          <w:i/>
+          <w:sz w:val="18"/>
+        </w:rPr>
+        <w:t>In</w:t>
+      </w:r>
+      <w:proofErr w:type="gramEnd"/>
+      <w:r>
+        <w:rPr>
+          <w:i/>
+          <w:sz w:val="18"/>
+        </w:rPr>
+        <w:t xml:space="preserve"> — FR-UM-060, FR-UM-061, FR-UM-066(a), FR-UM-067 — </w:t>
       </w:r>
       <w:proofErr w:type="spellStart"/>
       <w:r>
@@ -31630,7 +31820,6 @@
       <w:r>
         <w:rPr>
           <w:noProof/>
-          <w:lang w:val="en-US"/>
         </w:rPr>
         <w:lastRenderedPageBreak/>
         <w:drawing>
@@ -35038,7 +35227,15 @@
           </w:tcPr>
           <w:p>
             <w:r>
-              <w:t xml:space="preserve">A concrete DSR office instance (e.g. IGR Head Office, DRO Mysuru, SRO </w:t>
+              <w:t xml:space="preserve">A concrete DSR office instance (e.g. IGR Head Office, DRO </w:t>
+            </w:r>
+            <w:proofErr w:type="spellStart"/>
+            <w:r>
+              <w:t>Mysuru</w:t>
+            </w:r>
+            <w:proofErr w:type="spellEnd"/>
+            <w:r>
+              <w:t xml:space="preserve">, SRO </w:t>
             </w:r>
             <w:proofErr w:type="spellStart"/>
             <w:r>
@@ -36194,7 +36391,7 @@
 </file>
 
 <file path=word/endnotes.xml><?xml version="1.0" encoding="utf-8"?>
-<w:endnotes xmlns:wpc="http://schemas.microsoft.com/office/word/2010/wordprocessingCanvas" xmlns:cx="http://schemas.microsoft.com/office/drawing/2014/chartex" xmlns:cx1="http://schemas.microsoft.com/office/drawing/2015/9/8/chartex" xmlns:cx2="http://schemas.microsoft.com/office/drawing/2015/10/21/chartex" xmlns:cx3="http://schemas.microsoft.com/office/drawing/2016/5/9/chartex" xmlns:cx4="http://schemas.microsoft.com/office/drawing/2016/5/10/chartex" xmlns:cx5="http://schemas.microsoft.com/office/drawing/2016/5/11/chartex" xmlns:cx6="http://schemas.microsoft.com/office/drawing/2016/5/12/chartex" xmlns:cx7="http://schemas.microsoft.com/office/drawing/2016/5/13/chartex" xmlns:cx8="http://schemas.microsoft.com/office/drawing/2016/5/14/chartex" xmlns:mc="http://schemas.openxmlformats.org/markup-compatibility/2006" xmlns:aink="http://schemas.microsoft.com/office/drawing/2016/ink" xmlns:am3d="http://schemas.microsoft.com/office/drawing/2017/model3d" xmlns:o="urn:schemas-microsoft-com:office:office" xmlns:oel="http://schemas.microsoft.com/office/2019/extlst" xmlns:r="http://schemas.openxmlformats.org/officeDocument/2006/relationships" xmlns:m="http://schemas.openxmlformats.org/officeDocument/2006/math" xmlns:v="urn:schemas-microsoft-com:vml" xmlns:wp14="http://schemas.microsoft.com/office/word/2010/wordprocessingDrawing" xmlns:wp="http://schemas.openxmlformats.org/drawingml/2006/wordprocessingDrawing" xmlns:w10="urn:schemas-microsoft-com:office:word" xmlns:w="http://schemas.openxmlformats.org/wordprocessingml/2006/main" xmlns:w14="http://schemas.microsoft.com/office/word/2010/wordml" xmlns:w15="http://schemas.microsoft.com/office/word/2012/wordml" xmlns:w16cex="http://schemas.microsoft.com/office/word/2018/wordml/cex" xmlns:w16cid="http://schemas.microsoft.com/office/word/2016/wordml/cid" xmlns:w16="http://schemas.microsoft.com/office/word/2018/wordml" xmlns:w16du="http://schemas.microsoft.com/office/word/2023/wordml/word16du" xmlns:w16sdtdh="http://schemas.microsoft.com/office/word/2020/wordml/sdtdatahash" xmlns:w16sdtfl="http://schemas.microsoft.com/office/word/2024/wordml/sdtformatlock" xmlns:w16se="http://schemas.microsoft.com/office/word/2015/wordml/symex" xmlns:wpg="http://schemas.microsoft.com/office/word/2010/wordprocessingGroup" xmlns:wpi="http://schemas.microsoft.com/office/word/2010/wordprocessingInk" xmlns:wne="http://schemas.microsoft.com/office/word/2006/wordml" xmlns:wps="http://schemas.microsoft.com/office/word/2010/wordprocessingShape" mc:Ignorable="w14 w15 w16se w16cid w16 w16cex w16sdtdh w16sdtfl w16du wp14">
+<w:endnotes xmlns:wpc="http://schemas.microsoft.com/office/word/2010/wordprocessingCanvas" xmlns:cx="http://schemas.microsoft.com/office/drawing/2014/chartex" xmlns:cx1="http://schemas.microsoft.com/office/drawing/2015/9/8/chartex" xmlns:mc="http://schemas.openxmlformats.org/markup-compatibility/2006" xmlns:o="urn:schemas-microsoft-com:office:office" xmlns:r="http://schemas.openxmlformats.org/officeDocument/2006/relationships" xmlns:m="http://schemas.openxmlformats.org/officeDocument/2006/math" xmlns:v="urn:schemas-microsoft-com:vml" xmlns:wp14="http://schemas.microsoft.com/office/word/2010/wordprocessingDrawing" xmlns:wp="http://schemas.openxmlformats.org/drawingml/2006/wordprocessingDrawing" xmlns:w10="urn:schemas-microsoft-com:office:word" xmlns:w="http://schemas.openxmlformats.org/wordprocessingml/2006/main" xmlns:w14="http://schemas.microsoft.com/office/word/2010/wordml" xmlns:w15="http://schemas.microsoft.com/office/word/2012/wordml" xmlns:w16se="http://schemas.microsoft.com/office/word/2015/wordml/symex" xmlns:wpg="http://schemas.microsoft.com/office/word/2010/wordprocessingGroup" xmlns:wpi="http://schemas.microsoft.com/office/word/2010/wordprocessingInk" xmlns:wne="http://schemas.microsoft.com/office/word/2006/wordml" xmlns:wps="http://schemas.microsoft.com/office/word/2010/wordprocessingShape" mc:Ignorable="w14 w15 w16se wp14">
   <w:endnote w:type="separator" w:id="-1">
     <w:p>
       <w:r>
@@ -36213,7 +36410,7 @@
 </file>
 
 <file path=word/footer1.xml><?xml version="1.0" encoding="utf-8"?>
-<w:ftr xmlns:wpc="http://schemas.microsoft.com/office/word/2010/wordprocessingCanvas" xmlns:cx="http://schemas.microsoft.com/office/drawing/2014/chartex" xmlns:cx1="http://schemas.microsoft.com/office/drawing/2015/9/8/chartex" xmlns:cx2="http://schemas.microsoft.com/office/drawing/2015/10/21/chartex" xmlns:cx3="http://schemas.microsoft.com/office/drawing/2016/5/9/chartex" xmlns:cx4="http://schemas.microsoft.com/office/drawing/2016/5/10/chartex" xmlns:cx5="http://schemas.microsoft.com/office/drawing/2016/5/11/chartex" xmlns:cx6="http://schemas.microsoft.com/office/drawing/2016/5/12/chartex" xmlns:cx7="http://schemas.microsoft.com/office/drawing/2016/5/13/chartex" xmlns:cx8="http://schemas.microsoft.com/office/drawing/2016/5/14/chartex" xmlns:mc="http://schemas.openxmlformats.org/markup-compatibility/2006" xmlns:aink="http://schemas.microsoft.com/office/drawing/2016/ink" xmlns:am3d="http://schemas.microsoft.com/office/drawing/2017/model3d" xmlns:o="urn:schemas-microsoft-com:office:office" xmlns:oel="http://schemas.microsoft.com/office/2019/extlst" xmlns:r="http://schemas.openxmlformats.org/officeDocument/2006/relationships" xmlns:m="http://schemas.openxmlformats.org/officeDocument/2006/math" xmlns:v="urn:schemas-microsoft-com:vml" xmlns:wp14="http://schemas.microsoft.com/office/word/2010/wordprocessingDrawing" xmlns:wp="http://schemas.openxmlformats.org/drawingml/2006/wordprocessingDrawing" xmlns:w10="urn:schemas-microsoft-com:office:word" xmlns:w="http://schemas.openxmlformats.org/wordprocessingml/2006/main" xmlns:w14="http://schemas.microsoft.com/office/word/2010/wordml" xmlns:w15="http://schemas.microsoft.com/office/word/2012/wordml" xmlns:w16cex="http://schemas.microsoft.com/office/word/2018/wordml/cex" xmlns:w16cid="http://schemas.microsoft.com/office/word/2016/wordml/cid" xmlns:w16="http://schemas.microsoft.com/office/word/2018/wordml" xmlns:w16du="http://schemas.microsoft.com/office/word/2023/wordml/word16du" xmlns:w16sdtdh="http://schemas.microsoft.com/office/word/2020/wordml/sdtdatahash" xmlns:w16sdtfl="http://schemas.microsoft.com/office/word/2024/wordml/sdtformatlock" xmlns:w16se="http://schemas.microsoft.com/office/word/2015/wordml/symex" xmlns:wpg="http://schemas.microsoft.com/office/word/2010/wordprocessingGroup" xmlns:wpi="http://schemas.microsoft.com/office/word/2010/wordprocessingInk" xmlns:wne="http://schemas.microsoft.com/office/word/2006/wordml" xmlns:wps="http://schemas.microsoft.com/office/word/2010/wordprocessingShape" mc:Ignorable="w14 w15 w16se w16cid w16 w16cex w16sdtdh w16sdtfl w16du wp14">
+<w:ftr xmlns:wpc="http://schemas.microsoft.com/office/word/2010/wordprocessingCanvas" xmlns:cx="http://schemas.microsoft.com/office/drawing/2014/chartex" xmlns:cx1="http://schemas.microsoft.com/office/drawing/2015/9/8/chartex" xmlns:mc="http://schemas.openxmlformats.org/markup-compatibility/2006" xmlns:o="urn:schemas-microsoft-com:office:office" xmlns:r="http://schemas.openxmlformats.org/officeDocument/2006/relationships" xmlns:m="http://schemas.openxmlformats.org/officeDocument/2006/math" xmlns:v="urn:schemas-microsoft-com:vml" xmlns:wp14="http://schemas.microsoft.com/office/word/2010/wordprocessingDrawing" xmlns:wp="http://schemas.openxmlformats.org/drawingml/2006/wordprocessingDrawing" xmlns:w10="urn:schemas-microsoft-com:office:word" xmlns:w="http://schemas.openxmlformats.org/wordprocessingml/2006/main" xmlns:w14="http://schemas.microsoft.com/office/word/2010/wordml" xmlns:w15="http://schemas.microsoft.com/office/word/2012/wordml" xmlns:w16se="http://schemas.microsoft.com/office/word/2015/wordml/symex" xmlns:wpg="http://schemas.microsoft.com/office/word/2010/wordprocessingGroup" xmlns:wpi="http://schemas.microsoft.com/office/word/2010/wordprocessingInk" xmlns:wne="http://schemas.microsoft.com/office/word/2006/wordml" xmlns:wps="http://schemas.microsoft.com/office/word/2010/wordprocessingShape" mc:Ignorable="w14 w15 w16se wp14">
   <w:p>
     <w:pPr>
       <w:jc w:val="center"/>
@@ -36257,7 +36454,7 @@
         <w:sz w:val="16"/>
         <w:szCs w:val="16"/>
       </w:rPr>
-      <w:t>2</w:t>
+      <w:t>21</w:t>
     </w:r>
     <w:r>
       <w:rPr>
@@ -36306,7 +36503,7 @@
         <w:sz w:val="16"/>
         <w:szCs w:val="16"/>
       </w:rPr>
-      <w:t>6</w:t>
+      <w:t>53</w:t>
     </w:r>
     <w:r>
       <w:rPr>
@@ -36321,7 +36518,7 @@
 </file>
 
 <file path=word/footnotes.xml><?xml version="1.0" encoding="utf-8"?>
-<w:footnotes xmlns:wpc="http://schemas.microsoft.com/office/word/2010/wordprocessingCanvas" xmlns:cx="http://schemas.microsoft.com/office/drawing/2014/chartex" xmlns:cx1="http://schemas.microsoft.com/office/drawing/2015/9/8/chartex" xmlns:cx2="http://schemas.microsoft.com/office/drawing/2015/10/21/chartex" xmlns:cx3="http://schemas.microsoft.com/office/drawing/2016/5/9/chartex" xmlns:cx4="http://schemas.microsoft.com/office/drawing/2016/5/10/chartex" xmlns:cx5="http://schemas.microsoft.com/office/drawing/2016/5/11/chartex" xmlns:cx6="http://schemas.microsoft.com/office/drawing/2016/5/12/chartex" xmlns:cx7="http://schemas.microsoft.com/office/drawing/2016/5/13/chartex" xmlns:cx8="http://schemas.microsoft.com/office/drawing/2016/5/14/chartex" xmlns:mc="http://schemas.openxmlformats.org/markup-compatibility/2006" xmlns:aink="http://schemas.microsoft.com/office/drawing/2016/ink" xmlns:am3d="http://schemas.microsoft.com/office/drawing/2017/model3d" xmlns:o="urn:schemas-microsoft-com:office:office" xmlns:oel="http://schemas.microsoft.com/office/2019/extlst" xmlns:r="http://schemas.openxmlformats.org/officeDocument/2006/relationships" xmlns:m="http://schemas.openxmlformats.org/officeDocument/2006/math" xmlns:v="urn:schemas-microsoft-com:vml" xmlns:wp14="http://schemas.microsoft.com/office/word/2010/wordprocessingDrawing" xmlns:wp="http://schemas.openxmlformats.org/drawingml/2006/wordprocessingDrawing" xmlns:w10="urn:schemas-microsoft-com:office:word" xmlns:w="http://schemas.openxmlformats.org/wordprocessingml/2006/main" xmlns:w14="http://schemas.microsoft.com/office/word/2010/wordml" xmlns:w15="http://schemas.microsoft.com/office/word/2012/wordml" xmlns:w16cex="http://schemas.microsoft.com/office/word/2018/wordml/cex" xmlns:w16cid="http://schemas.microsoft.com/office/word/2016/wordml/cid" xmlns:w16="http://schemas.microsoft.com/office/word/2018/wordml" xmlns:w16du="http://schemas.microsoft.com/office/word/2023/wordml/word16du" xmlns:w16sdtdh="http://schemas.microsoft.com/office/word/2020/wordml/sdtdatahash" xmlns:w16sdtfl="http://schemas.microsoft.com/office/word/2024/wordml/sdtformatlock" xmlns:w16se="http://schemas.microsoft.com/office/word/2015/wordml/symex" xmlns:wpg="http://schemas.microsoft.com/office/word/2010/wordprocessingGroup" xmlns:wpi="http://schemas.microsoft.com/office/word/2010/wordprocessingInk" xmlns:wne="http://schemas.microsoft.com/office/word/2006/wordml" xmlns:wps="http://schemas.microsoft.com/office/word/2010/wordprocessingShape" mc:Ignorable="w14 w15 w16se w16cid w16 w16cex w16sdtdh w16sdtfl w16du wp14">
+<w:footnotes xmlns:wpc="http://schemas.microsoft.com/office/word/2010/wordprocessingCanvas" xmlns:cx="http://schemas.microsoft.com/office/drawing/2014/chartex" xmlns:cx1="http://schemas.microsoft.com/office/drawing/2015/9/8/chartex" xmlns:mc="http://schemas.openxmlformats.org/markup-compatibility/2006" xmlns:o="urn:schemas-microsoft-com:office:office" xmlns:r="http://schemas.openxmlformats.org/officeDocument/2006/relationships" xmlns:m="http://schemas.openxmlformats.org/officeDocument/2006/math" xmlns:v="urn:schemas-microsoft-com:vml" xmlns:wp14="http://schemas.microsoft.com/office/word/2010/wordprocessingDrawing" xmlns:wp="http://schemas.openxmlformats.org/drawingml/2006/wordprocessingDrawing" xmlns:w10="urn:schemas-microsoft-com:office:word" xmlns:w="http://schemas.openxmlformats.org/wordprocessingml/2006/main" xmlns:w14="http://schemas.microsoft.com/office/word/2010/wordml" xmlns:w15="http://schemas.microsoft.com/office/word/2012/wordml" xmlns:w16se="http://schemas.microsoft.com/office/word/2015/wordml/symex" xmlns:wpg="http://schemas.microsoft.com/office/word/2010/wordprocessingGroup" xmlns:wpi="http://schemas.microsoft.com/office/word/2010/wordprocessingInk" xmlns:wne="http://schemas.microsoft.com/office/word/2006/wordml" xmlns:wps="http://schemas.microsoft.com/office/word/2010/wordprocessingShape" mc:Ignorable="w14 w15 w16se wp14">
   <w:footnote w:type="separator" w:id="-1">
     <w:p>
       <w:r>
@@ -36340,7 +36537,7 @@
 </file>
 
 <file path=word/header1.xml><?xml version="1.0" encoding="utf-8"?>
-<w:hdr xmlns:wpc="http://schemas.microsoft.com/office/word/2010/wordprocessingCanvas" xmlns:cx="http://schemas.microsoft.com/office/drawing/2014/chartex" xmlns:cx1="http://schemas.microsoft.com/office/drawing/2015/9/8/chartex" xmlns:cx2="http://schemas.microsoft.com/office/drawing/2015/10/21/chartex" xmlns:cx3="http://schemas.microsoft.com/office/drawing/2016/5/9/chartex" xmlns:cx4="http://schemas.microsoft.com/office/drawing/2016/5/10/chartex" xmlns:cx5="http://schemas.microsoft.com/office/drawing/2016/5/11/chartex" xmlns:cx6="http://schemas.microsoft.com/office/drawing/2016/5/12/chartex" xmlns:cx7="http://schemas.microsoft.com/office/drawing/2016/5/13/chartex" xmlns:cx8="http://schemas.microsoft.com/office/drawing/2016/5/14/chartex" xmlns:mc="http://schemas.openxmlformats.org/markup-compatibility/2006" xmlns:aink="http://schemas.microsoft.com/office/drawing/2016/ink" xmlns:am3d="http://schemas.microsoft.com/office/drawing/2017/model3d" xmlns:o="urn:schemas-microsoft-com:office:office" xmlns:oel="http://schemas.microsoft.com/office/2019/extlst" xmlns:r="http://schemas.openxmlformats.org/officeDocument/2006/relationships" xmlns:m="http://schemas.openxmlformats.org/officeDocument/2006/math" xmlns:v="urn:schemas-microsoft-com:vml" xmlns:wp14="http://schemas.microsoft.com/office/word/2010/wordprocessingDrawing" xmlns:wp="http://schemas.openxmlformats.org/drawingml/2006/wordprocessingDrawing" xmlns:w10="urn:schemas-microsoft-com:office:word" xmlns:w="http://schemas.openxmlformats.org/wordprocessingml/2006/main" xmlns:w14="http://schemas.microsoft.com/office/word/2010/wordml" xmlns:w15="http://schemas.microsoft.com/office/word/2012/wordml" xmlns:w16cex="http://schemas.microsoft.com/office/word/2018/wordml/cex" xmlns:w16cid="http://schemas.microsoft.com/office/word/2016/wordml/cid" xmlns:w16="http://schemas.microsoft.com/office/word/2018/wordml" xmlns:w16du="http://schemas.microsoft.com/office/word/2023/wordml/word16du" xmlns:w16sdtdh="http://schemas.microsoft.com/office/word/2020/wordml/sdtdatahash" xmlns:w16sdtfl="http://schemas.microsoft.com/office/word/2024/wordml/sdtformatlock" xmlns:w16se="http://schemas.microsoft.com/office/word/2015/wordml/symex" xmlns:wpg="http://schemas.microsoft.com/office/word/2010/wordprocessingGroup" xmlns:wpi="http://schemas.microsoft.com/office/word/2010/wordprocessingInk" xmlns:wne="http://schemas.microsoft.com/office/word/2006/wordml" xmlns:wps="http://schemas.microsoft.com/office/word/2010/wordprocessingShape" mc:Ignorable="w14 w15 w16se w16cid w16 w16cex w16sdtdh w16sdtfl w16du wp14">
+<w:hdr xmlns:wpc="http://schemas.microsoft.com/office/word/2010/wordprocessingCanvas" xmlns:cx="http://schemas.microsoft.com/office/drawing/2014/chartex" xmlns:cx1="http://schemas.microsoft.com/office/drawing/2015/9/8/chartex" xmlns:mc="http://schemas.openxmlformats.org/markup-compatibility/2006" xmlns:o="urn:schemas-microsoft-com:office:office" xmlns:r="http://schemas.openxmlformats.org/officeDocument/2006/relationships" xmlns:m="http://schemas.openxmlformats.org/officeDocument/2006/math" xmlns:v="urn:schemas-microsoft-com:vml" xmlns:wp14="http://schemas.microsoft.com/office/word/2010/wordprocessingDrawing" xmlns:wp="http://schemas.openxmlformats.org/drawingml/2006/wordprocessingDrawing" xmlns:w10="urn:schemas-microsoft-com:office:word" xmlns:w="http://schemas.openxmlformats.org/wordprocessingml/2006/main" xmlns:w14="http://schemas.microsoft.com/office/word/2010/wordml" xmlns:w15="http://schemas.microsoft.com/office/word/2012/wordml" xmlns:w16se="http://schemas.microsoft.com/office/word/2015/wordml/symex" xmlns:wpg="http://schemas.microsoft.com/office/word/2010/wordprocessingGroup" xmlns:wpi="http://schemas.microsoft.com/office/word/2010/wordprocessingInk" xmlns:wne="http://schemas.microsoft.com/office/word/2006/wordml" xmlns:wps="http://schemas.microsoft.com/office/word/2010/wordprocessingShape" mc:Ignorable="w14 w15 w16se wp14">
   <w:p>
     <w:pPr>
       <w:jc w:val="right"/>
@@ -36358,7 +36555,7 @@
 </file>
 
 <file path=word/numbering.xml><?xml version="1.0" encoding="utf-8"?>
-<w:numbering xmlns:wpc="http://schemas.microsoft.com/office/word/2010/wordprocessingCanvas" xmlns:cx="http://schemas.microsoft.com/office/drawing/2014/chartex" xmlns:cx1="http://schemas.microsoft.com/office/drawing/2015/9/8/chartex" xmlns:cx2="http://schemas.microsoft.com/office/drawing/2015/10/21/chartex" xmlns:cx3="http://schemas.microsoft.com/office/drawing/2016/5/9/chartex" xmlns:cx4="http://schemas.microsoft.com/office/drawing/2016/5/10/chartex" xmlns:cx5="http://schemas.microsoft.com/office/drawing/2016/5/11/chartex" xmlns:cx6="http://schemas.microsoft.com/office/drawing/2016/5/12/chartex" xmlns:cx7="http://schemas.microsoft.com/office/drawing/2016/5/13/chartex" xmlns:cx8="http://schemas.microsoft.com/office/drawing/2016/5/14/chartex" xmlns:mc="http://schemas.openxmlformats.org/markup-compatibility/2006" xmlns:aink="http://schemas.microsoft.com/office/drawing/2016/ink" xmlns:am3d="http://schemas.microsoft.com/office/drawing/2017/model3d" xmlns:o="urn:schemas-microsoft-com:office:office" xmlns:oel="http://schemas.microsoft.com/office/2019/extlst" xmlns:r="http://schemas.openxmlformats.org/officeDocument/2006/relationships" xmlns:m="http://schemas.openxmlformats.org/officeDocument/2006/math" xmlns:v="urn:schemas-microsoft-com:vml" xmlns:wp14="http://schemas.microsoft.com/office/word/2010/wordprocessingDrawing" xmlns:wp="http://schemas.openxmlformats.org/drawingml/2006/wordprocessingDrawing" xmlns:w10="urn:schemas-microsoft-com:office:word" xmlns:w="http://schemas.openxmlformats.org/wordprocessingml/2006/main" xmlns:w14="http://schemas.microsoft.com/office/word/2010/wordml" xmlns:w15="http://schemas.microsoft.com/office/word/2012/wordml" xmlns:w16cex="http://schemas.microsoft.com/office/word/2018/wordml/cex" xmlns:w16cid="http://schemas.microsoft.com/office/word/2016/wordml/cid" xmlns:w16="http://schemas.microsoft.com/office/word/2018/wordml" xmlns:w16du="http://schemas.microsoft.com/office/word/2023/wordml/word16du" xmlns:w16sdtdh="http://schemas.microsoft.com/office/word/2020/wordml/sdtdatahash" xmlns:w16sdtfl="http://schemas.microsoft.com/office/word/2024/wordml/sdtformatlock" xmlns:w16se="http://schemas.microsoft.com/office/word/2015/wordml/symex" xmlns:wpg="http://schemas.microsoft.com/office/word/2010/wordprocessingGroup" xmlns:wpi="http://schemas.microsoft.com/office/word/2010/wordprocessingInk" xmlns:wne="http://schemas.microsoft.com/office/word/2006/wordml" xmlns:wps="http://schemas.microsoft.com/office/word/2010/wordprocessingShape" mc:Ignorable="w14 w15 w16se w16cid w16 w16cex w16sdtdh w16sdtfl w16du wp14">
+<w:numbering xmlns:wpc="http://schemas.microsoft.com/office/word/2010/wordprocessingCanvas" xmlns:cx="http://schemas.microsoft.com/office/drawing/2014/chartex" xmlns:cx1="http://schemas.microsoft.com/office/drawing/2015/9/8/chartex" xmlns:mc="http://schemas.openxmlformats.org/markup-compatibility/2006" xmlns:o="urn:schemas-microsoft-com:office:office" xmlns:r="http://schemas.openxmlformats.org/officeDocument/2006/relationships" xmlns:m="http://schemas.openxmlformats.org/officeDocument/2006/math" xmlns:v="urn:schemas-microsoft-com:vml" xmlns:wp14="http://schemas.microsoft.com/office/word/2010/wordprocessingDrawing" xmlns:wp="http://schemas.openxmlformats.org/drawingml/2006/wordprocessingDrawing" xmlns:w10="urn:schemas-microsoft-com:office:word" xmlns:w="http://schemas.openxmlformats.org/wordprocessingml/2006/main" xmlns:w14="http://schemas.microsoft.com/office/word/2010/wordml" xmlns:w15="http://schemas.microsoft.com/office/word/2012/wordml" xmlns:w16se="http://schemas.microsoft.com/office/word/2015/wordml/symex" xmlns:wpg="http://schemas.microsoft.com/office/word/2010/wordprocessingGroup" xmlns:wpi="http://schemas.microsoft.com/office/word/2010/wordprocessingInk" xmlns:wne="http://schemas.microsoft.com/office/word/2006/wordml" xmlns:wps="http://schemas.microsoft.com/office/word/2010/wordprocessingShape" mc:Ignorable="w14 w15 w16se wp14">
   <w:abstractNum w:abstractNumId="0" w15:restartNumberingAfterBreak="0">
     <w:nsid w:val="0AA454B5"/>
     <w:multiLevelType w:val="hybridMultilevel"/>
@@ -36553,19 +36750,19 @@
       <w:lvlJc w:val="left"/>
     </w:lvl>
   </w:abstractNum>
-  <w:num w:numId="1" w16cid:durableId="183371869">
+  <w:num w:numId="1">
     <w:abstractNumId w:val="1"/>
     <w:lvlOverride w:ilvl="0">
       <w:startOverride w:val="1"/>
     </w:lvlOverride>
   </w:num>
-  <w:num w:numId="2" w16cid:durableId="935794542">
+  <w:num w:numId="2">
     <w:abstractNumId w:val="2"/>
     <w:lvlOverride w:ilvl="0">
       <w:startOverride w:val="1"/>
     </w:lvlOverride>
   </w:num>
-  <w:num w:numId="3" w16cid:durableId="180163369">
+  <w:num w:numId="3">
     <w:abstractNumId w:val="0"/>
     <w:lvlOverride w:ilvl="0">
       <w:startOverride w:val="1"/>
@@ -36575,7 +36772,7 @@
 </file>
 
 <file path=word/styles.xml><?xml version="1.0" encoding="utf-8"?>
-<w:styles xmlns:mc="http://schemas.openxmlformats.org/markup-compatibility/2006" xmlns:r="http://schemas.openxmlformats.org/officeDocument/2006/relationships" xmlns:w="http://schemas.openxmlformats.org/wordprocessingml/2006/main" xmlns:w14="http://schemas.microsoft.com/office/word/2010/wordml" xmlns:w15="http://schemas.microsoft.com/office/word/2012/wordml" xmlns:w16cex="http://schemas.microsoft.com/office/word/2018/wordml/cex" xmlns:w16cid="http://schemas.microsoft.com/office/word/2016/wordml/cid" xmlns:w16="http://schemas.microsoft.com/office/word/2018/wordml" xmlns:w16du="http://schemas.microsoft.com/office/word/2023/wordml/word16du" xmlns:w16sdtdh="http://schemas.microsoft.com/office/word/2020/wordml/sdtdatahash" xmlns:w16sdtfl="http://schemas.microsoft.com/office/word/2024/wordml/sdtformatlock" xmlns:w16se="http://schemas.microsoft.com/office/word/2015/wordml/symex" mc:Ignorable="w14 w15 w16se w16cid w16 w16cex w16sdtdh w16sdtfl w16du">
+<w:styles xmlns:mc="http://schemas.openxmlformats.org/markup-compatibility/2006" xmlns:r="http://schemas.openxmlformats.org/officeDocument/2006/relationships" xmlns:w="http://schemas.openxmlformats.org/wordprocessingml/2006/main" xmlns:w14="http://schemas.microsoft.com/office/word/2010/wordml" xmlns:w15="http://schemas.microsoft.com/office/word/2012/wordml" xmlns:w16se="http://schemas.microsoft.com/office/word/2015/wordml/symex" mc:Ignorable="w14 w15 w16se">
   <w:docDefaults>
     <w:rPrDefault>
       <w:rPr>
@@ -36585,7 +36782,7 @@
     </w:rPrDefault>
     <w:pPrDefault/>
   </w:docDefaults>
-  <w:latentStyles w:defLockedState="0" w:defUIPriority="99" w:defSemiHidden="0" w:defUnhideWhenUsed="0" w:defQFormat="0" w:count="376">
+  <w:latentStyles w:defLockedState="0" w:defUIPriority="99" w:defSemiHidden="0" w:defUnhideWhenUsed="0" w:defQFormat="0" w:count="371">
     <w:lsdException w:name="Normal" w:uiPriority="0" w:qFormat="1"/>
     <w:lsdException w:name="heading 1" w:uiPriority="9" w:qFormat="1"/>
     <w:lsdException w:name="heading 2" w:semiHidden="1" w:uiPriority="9" w:unhideWhenUsed="1" w:qFormat="1"/>
@@ -36957,11 +37154,6 @@
     <w:lsdException w:name="List Table 5 Dark Accent 6" w:uiPriority="50"/>
     <w:lsdException w:name="List Table 6 Colorful Accent 6" w:uiPriority="51"/>
     <w:lsdException w:name="List Table 7 Colorful Accent 6" w:uiPriority="52"/>
-    <w:lsdException w:name="Mention" w:semiHidden="1" w:unhideWhenUsed="1"/>
-    <w:lsdException w:name="Smart Hyperlink" w:semiHidden="1" w:unhideWhenUsed="1"/>
-    <w:lsdException w:name="Hashtag" w:semiHidden="1" w:unhideWhenUsed="1"/>
-    <w:lsdException w:name="Unresolved Mention" w:semiHidden="1" w:unhideWhenUsed="1"/>
-    <w:lsdException w:name="Smart Link" w:semiHidden="1" w:unhideWhenUsed="1"/>
   </w:latentStyles>
   <w:style w:type="paragraph" w:default="1" w:styleId="Normal">
     <w:name w:val="Normal"/>
@@ -37414,7 +37606,7 @@
 </file>
 
 <file path=customXml/itemProps1.xml><?xml version="1.0" encoding="utf-8"?>
-<ds:datastoreItem xmlns:ds="http://schemas.openxmlformats.org/officeDocument/2006/customXml" ds:itemID="{5363F41B-74D1-43D7-8969-2BB4A5B83B9B}">
+<ds:datastoreItem xmlns:ds="http://schemas.openxmlformats.org/officeDocument/2006/customXml" ds:itemID="{5DF6A6AE-3B8A-469D-822B-CAC52082ACBB}">
   <ds:schemaRefs>
     <ds:schemaRef ds:uri="http://schemas.openxmlformats.org/officeDocument/2006/bibliography"/>
   </ds:schemaRefs>
